--- a/downloads/documents/04 Units/Unit 04 - Environmental Design and Management - Spaces We Live In/Rubric 04 - Design a Room.docx
+++ b/downloads/documents/04 Units/Unit 04 - Environmental Design and Management - Spaces We Live In/Rubric 04 - Design a Room.docx
@@ -605,18 +605,18 @@
               <w:jc w:val="left"/>
             </w:pPr>
             <w:r>
-              <w:t xml:space="preserve">The model matches the plan in most places, but one or two pieces are missing or out of scale, or the color scheme is applied but not named, or one label names a feature with no reason for this client, or the justification names a need but no principle (or a principle but no need).</w:t>
-            </w:r>
-          </w:p>
-        </w:tc>
-        <w:tc>
-          <w:p>
-            <w:pPr>
-              <w:pStyle w:val="Compact"/>
-              <w:jc w:val="left"/>
-            </w:pPr>
-            <w:r>
-              <w:t xml:space="preserve">The scale is written; the walls, floor, door, window, and closet match the plan; every plan piece is built to scale and placed where the plan has it; the Lesson 4.8 color scheme is named and applied with the accent on the focal point; the GREEN label and the SAFE label each name a feature and give a one-sentence reason for this client; the client card is mounted; the justification names the biggest design choice, the client need it serves, and the principle of design it uses.</w:t>
+              <w:t xml:space="preserve">The model matches the plan in most places, but one or two pieces are missing or out of scale, or the color scheme is applied but not named, or the texture is missing, or one label names a feature with no reason for this client, or the justification names a need but no principle (or a principle but no need).</w:t>
+            </w:r>
+          </w:p>
+        </w:tc>
+        <w:tc>
+          <w:p>
+            <w:pPr>
+              <w:pStyle w:val="Compact"/>
+              <w:jc w:val="left"/>
+            </w:pPr>
+            <w:r>
+              <w:t xml:space="preserve">The scale is written; the walls, floor, door, window, and closet match the plan; every plan piece is built to scale and placed where the plan has it; the Lesson 4.8 color scheme is named and applied with the accent on the focal point; one texture from the Lesson 4.9 board is on the model; the GREEN label and the SAFE label each name a feature and give a one-sentence reason for this client; the client card is mounted; the justification names the biggest design choice, the client need it serves, and the principle of design it uses.</w:t>
             </w:r>
           </w:p>
         </w:tc>

--- a/downloads/documents/04 Units/Unit 04 - Environmental Design and Management - Spaces We Live In/Rubric 04 - Design a Room.docx
+++ b/downloads/documents/04 Units/Unit 04 - Environmental Design and Management - Spaces We Live In/Rubric 04 - Design a Room.docx
@@ -662,7 +662,7 @@
               <w:jc w:val="left"/>
             </w:pPr>
             <w:r>
-              <w:t xml:space="preserve">The pitch stated most of the five parts (the need, the plan and path, the total and trade-off, the color and mood, the green and safe features) in sixty seconds, but one part was missing or wrong, or one teammate did not speak, or the client’s question was answered with</w:t>
+              <w:t xml:space="preserve">The pitch stated most of the five parts (the need, the plan and path, the total and trade-off, the color and mood, the green and safe features) in 60 seconds, but one part was missing or wrong, or one teammate did not speak, or the client’s question was answered with</w:t>
             </w:r>
             <w:r>
               <w:t xml:space="preserve"> </w:t>
@@ -685,7 +685,7 @@
               <w:jc w:val="left"/>
             </w:pPr>
             <w:r>
-              <w:t xml:space="preserve">The pitch stated all five parts in sixty seconds, in order, starting with the client and the need. Every teammate spoke. The client’s question was answered in one sentence with a fact from the plan, the sheet, or the model. The four feedback slips each name a feature and a client. The self-assessment row has a line of evidence for every criterion.</w:t>
+              <w:t xml:space="preserve">The pitch stated all five parts in 60 seconds, in order, starting with the client and the need. Every teammate spoke. The client’s question was answered in one sentence with a fact from the plan, the sheet, or the model. The four feedback slips each name a feature and a client. The self-assessment row has a line of evidence for every criterion.</w:t>
             </w:r>
           </w:p>
         </w:tc>
